--- a/tillsyn/A 57852-2024 tillsynsbegäran.docx
+++ b/tillsyn/A 57852-2024 tillsynsbegäran.docx
@@ -218,7 +218,7 @@
     <w:r>
       <w:tab/>
       <w:tab/>
-      <w:t>2024-12-07</w:t>
+      <w:t>2024-12-08</w:t>
       <w:br/>
       <w:br/>
     </w:r>

--- a/tillsyn/A 57852-2024 tillsynsbegäran.docx
+++ b/tillsyn/A 57852-2024 tillsynsbegäran.docx
@@ -218,7 +218,7 @@
     <w:r>
       <w:tab/>
       <w:tab/>
-      <w:t>2024-12-08</w:t>
+      <w:t>2024-12-09</w:t>
       <w:br/>
       <w:br/>
     </w:r>

--- a/tillsyn/A 57852-2024 tillsynsbegäran.docx
+++ b/tillsyn/A 57852-2024 tillsynsbegäran.docx
@@ -218,7 +218,7 @@
     <w:r>
       <w:tab/>
       <w:tab/>
-      <w:t>2024-12-09</w:t>
+      <w:t>2024-12-10</w:t>
       <w:br/>
       <w:br/>
     </w:r>

--- a/tillsyn/A 57852-2024 tillsynsbegäran.docx
+++ b/tillsyn/A 57852-2024 tillsynsbegäran.docx
@@ -218,7 +218,7 @@
     <w:r>
       <w:tab/>
       <w:tab/>
-      <w:t>2024-12-10</w:t>
+      <w:t>2024-12-11</w:t>
       <w:br/>
       <w:br/>
     </w:r>

--- a/tillsyn/A 57852-2024 tillsynsbegäran.docx
+++ b/tillsyn/A 57852-2024 tillsynsbegäran.docx
@@ -218,7 +218,7 @@
     <w:r>
       <w:tab/>
       <w:tab/>
-      <w:t>2024-12-11</w:t>
+      <w:t>2024-12-12</w:t>
       <w:br/>
       <w:br/>
     </w:r>

--- a/tillsyn/A 57852-2024 tillsynsbegäran.docx
+++ b/tillsyn/A 57852-2024 tillsynsbegäran.docx
@@ -218,7 +218,7 @@
     <w:r>
       <w:tab/>
       <w:tab/>
-      <w:t>2024-12-12</w:t>
+      <w:t>2024-12-13</w:t>
       <w:br/>
       <w:br/>
     </w:r>

--- a/tillsyn/A 57852-2024 tillsynsbegäran.docx
+++ b/tillsyn/A 57852-2024 tillsynsbegäran.docx
@@ -218,7 +218,7 @@
     <w:r>
       <w:tab/>
       <w:tab/>
-      <w:t>2024-12-13</w:t>
+      <w:t>2024-12-14</w:t>
       <w:br/>
       <w:br/>
     </w:r>

--- a/tillsyn/A 57852-2024 tillsynsbegäran.docx
+++ b/tillsyn/A 57852-2024 tillsynsbegäran.docx
@@ -218,7 +218,7 @@
     <w:r>
       <w:tab/>
       <w:tab/>
-      <w:t>2024-12-14</w:t>
+      <w:t>2024-12-15</w:t>
       <w:br/>
       <w:br/>
     </w:r>

--- a/tillsyn/A 57852-2024 tillsynsbegäran.docx
+++ b/tillsyn/A 57852-2024 tillsynsbegäran.docx
@@ -218,7 +218,7 @@
     <w:r>
       <w:tab/>
       <w:tab/>
-      <w:t>2024-12-15</w:t>
+      <w:t>2024-12-16</w:t>
       <w:br/>
       <w:br/>
     </w:r>

--- a/tillsyn/A 57852-2024 tillsynsbegäran.docx
+++ b/tillsyn/A 57852-2024 tillsynsbegäran.docx
@@ -218,7 +218,7 @@
     <w:r>
       <w:tab/>
       <w:tab/>
-      <w:t>2024-12-16</w:t>
+      <w:t>2024-12-17</w:t>
       <w:br/>
       <w:br/>
     </w:r>

--- a/tillsyn/A 57852-2024 tillsynsbegäran.docx
+++ b/tillsyn/A 57852-2024 tillsynsbegäran.docx
@@ -218,7 +218,7 @@
     <w:r>
       <w:tab/>
       <w:tab/>
-      <w:t>2024-12-17</w:t>
+      <w:t>2024-12-18</w:t>
       <w:br/>
       <w:br/>
     </w:r>

--- a/tillsyn/A 57852-2024 tillsynsbegäran.docx
+++ b/tillsyn/A 57852-2024 tillsynsbegäran.docx
@@ -218,7 +218,7 @@
     <w:r>
       <w:tab/>
       <w:tab/>
-      <w:t>2024-12-18</w:t>
+      <w:t>2024-12-19</w:t>
       <w:br/>
       <w:br/>
     </w:r>

--- a/tillsyn/A 57852-2024 tillsynsbegäran.docx
+++ b/tillsyn/A 57852-2024 tillsynsbegäran.docx
@@ -218,7 +218,7 @@
     <w:r>
       <w:tab/>
       <w:tab/>
-      <w:t>2024-12-19</w:t>
+      <w:t>2024-12-20</w:t>
       <w:br/>
       <w:br/>
     </w:r>

--- a/tillsyn/A 57852-2024 tillsynsbegäran.docx
+++ b/tillsyn/A 57852-2024 tillsynsbegäran.docx
@@ -218,7 +218,7 @@
     <w:r>
       <w:tab/>
       <w:tab/>
-      <w:t>2024-12-31</w:t>
+      <w:t>2025-01-01</w:t>
       <w:br/>
       <w:br/>
     </w:r>

--- a/tillsyn/A 57852-2024 tillsynsbegäran.docx
+++ b/tillsyn/A 57852-2024 tillsynsbegäran.docx
@@ -218,7 +218,7 @@
     <w:r>
       <w:tab/>
       <w:tab/>
-      <w:t>2025-01-01</w:t>
+      <w:t>2025-01-02</w:t>
       <w:br/>
       <w:br/>
     </w:r>

--- a/tillsyn/A 57852-2024 tillsynsbegäran.docx
+++ b/tillsyn/A 57852-2024 tillsynsbegäran.docx
@@ -218,7 +218,7 @@
     <w:r>
       <w:tab/>
       <w:tab/>
-      <w:t>2025-01-02</w:t>
+      <w:t>2025-01-03</w:t>
       <w:br/>
       <w:br/>
     </w:r>

--- a/tillsyn/A 57852-2024 tillsynsbegäran.docx
+++ b/tillsyn/A 57852-2024 tillsynsbegäran.docx
@@ -218,7 +218,7 @@
     <w:r>
       <w:tab/>
       <w:tab/>
-      <w:t>2025-01-30</w:t>
+      <w:t>2025-01-31</w:t>
       <w:br/>
       <w:br/>
     </w:r>

--- a/tillsyn/A 57852-2024 tillsynsbegäran.docx
+++ b/tillsyn/A 57852-2024 tillsynsbegäran.docx
@@ -218,7 +218,7 @@
     <w:r>
       <w:tab/>
       <w:tab/>
-      <w:t>2025-01-31</w:t>
+      <w:t>2025-02-02</w:t>
       <w:br/>
       <w:br/>
     </w:r>

--- a/tillsyn/A 57852-2024 tillsynsbegäran.docx
+++ b/tillsyn/A 57852-2024 tillsynsbegäran.docx
@@ -218,7 +218,7 @@
     <w:r>
       <w:tab/>
       <w:tab/>
-      <w:t>2025-02-02</w:t>
+      <w:t>2025-02-03</w:t>
       <w:br/>
       <w:br/>
     </w:r>

--- a/tillsyn/A 57852-2024 tillsynsbegäran.docx
+++ b/tillsyn/A 57852-2024 tillsynsbegäran.docx
@@ -218,7 +218,7 @@
     <w:r>
       <w:tab/>
       <w:tab/>
-      <w:t>2025-02-03</w:t>
+      <w:t>2025-02-04</w:t>
       <w:br/>
       <w:br/>
     </w:r>

--- a/tillsyn/A 57852-2024 tillsynsbegäran.docx
+++ b/tillsyn/A 57852-2024 tillsynsbegäran.docx
@@ -218,7 +218,7 @@
     <w:r>
       <w:tab/>
       <w:tab/>
-      <w:t>2025-02-04</w:t>
+      <w:t>2025-02-05</w:t>
       <w:br/>
       <w:br/>
     </w:r>

--- a/tillsyn/A 57852-2024 tillsynsbegäran.docx
+++ b/tillsyn/A 57852-2024 tillsynsbegäran.docx
@@ -218,7 +218,7 @@
     <w:r>
       <w:tab/>
       <w:tab/>
-      <w:t>2025-02-05</w:t>
+      <w:t>2025-02-06</w:t>
       <w:br/>
       <w:br/>
     </w:r>

--- a/tillsyn/A 57852-2024 tillsynsbegäran.docx
+++ b/tillsyn/A 57852-2024 tillsynsbegäran.docx
@@ -218,7 +218,7 @@
     <w:r>
       <w:tab/>
       <w:tab/>
-      <w:t>2025-02-06</w:t>
+      <w:t>2025-02-07</w:t>
       <w:br/>
       <w:br/>
     </w:r>

--- a/tillsyn/A 57852-2024 tillsynsbegäran.docx
+++ b/tillsyn/A 57852-2024 tillsynsbegäran.docx
@@ -218,7 +218,7 @@
     <w:r>
       <w:tab/>
       <w:tab/>
-      <w:t>2025-02-07</w:t>
+      <w:t>2025-02-08</w:t>
       <w:br/>
       <w:br/>
     </w:r>

--- a/tillsyn/A 57852-2024 tillsynsbegäran.docx
+++ b/tillsyn/A 57852-2024 tillsynsbegäran.docx
@@ -218,7 +218,7 @@
     <w:r>
       <w:tab/>
       <w:tab/>
-      <w:t>2025-02-08</w:t>
+      <w:t>2025-02-09</w:t>
       <w:br/>
       <w:br/>
     </w:r>

--- a/tillsyn/A 57852-2024 tillsynsbegäran.docx
+++ b/tillsyn/A 57852-2024 tillsynsbegäran.docx
@@ -218,7 +218,7 @@
     <w:r>
       <w:tab/>
       <w:tab/>
-      <w:t>2025-02-09</w:t>
+      <w:t>2025-02-10</w:t>
       <w:br/>
       <w:br/>
     </w:r>

--- a/tillsyn/A 57852-2024 tillsynsbegäran.docx
+++ b/tillsyn/A 57852-2024 tillsynsbegäran.docx
@@ -218,7 +218,7 @@
     <w:r>
       <w:tab/>
       <w:tab/>
-      <w:t>2025-02-10</w:t>
+      <w:t>2025-02-11</w:t>
       <w:br/>
       <w:br/>
     </w:r>

--- a/tillsyn/A 57852-2024 tillsynsbegäran.docx
+++ b/tillsyn/A 57852-2024 tillsynsbegäran.docx
@@ -218,7 +218,7 @@
     <w:r>
       <w:tab/>
       <w:tab/>
-      <w:t>2025-02-11</w:t>
+      <w:t>2025-02-12</w:t>
       <w:br/>
       <w:br/>
     </w:r>

--- a/tillsyn/A 57852-2024 tillsynsbegäran.docx
+++ b/tillsyn/A 57852-2024 tillsynsbegäran.docx
@@ -218,7 +218,7 @@
     <w:r>
       <w:tab/>
       <w:tab/>
-      <w:t>2025-02-12</w:t>
+      <w:t>2025-02-13</w:t>
       <w:br/>
       <w:br/>
     </w:r>

--- a/tillsyn/A 57852-2024 tillsynsbegäran.docx
+++ b/tillsyn/A 57852-2024 tillsynsbegäran.docx
@@ -218,7 +218,7 @@
     <w:r>
       <w:tab/>
       <w:tab/>
-      <w:t>2025-02-13</w:t>
+      <w:t>2025-02-14</w:t>
       <w:br/>
       <w:br/>
     </w:r>

--- a/tillsyn/A 57852-2024 tillsynsbegäran.docx
+++ b/tillsyn/A 57852-2024 tillsynsbegäran.docx
@@ -218,7 +218,7 @@
     <w:r>
       <w:tab/>
       <w:tab/>
-      <w:t>2025-02-14</w:t>
+      <w:t>2025-02-15</w:t>
       <w:br/>
       <w:br/>
     </w:r>

--- a/tillsyn/A 57852-2024 tillsynsbegäran.docx
+++ b/tillsyn/A 57852-2024 tillsynsbegäran.docx
@@ -218,7 +218,7 @@
     <w:r>
       <w:tab/>
       <w:tab/>
-      <w:t>2025-02-15</w:t>
+      <w:t>2025-02-16</w:t>
       <w:br/>
       <w:br/>
     </w:r>

--- a/tillsyn/A 57852-2024 tillsynsbegäran.docx
+++ b/tillsyn/A 57852-2024 tillsynsbegäran.docx
@@ -218,7 +218,7 @@
     <w:r>
       <w:tab/>
       <w:tab/>
-      <w:t>2025-02-16</w:t>
+      <w:t>2025-02-17</w:t>
       <w:br/>
       <w:br/>
     </w:r>

--- a/tillsyn/A 57852-2024 tillsynsbegäran.docx
+++ b/tillsyn/A 57852-2024 tillsynsbegäran.docx
@@ -218,7 +218,7 @@
     <w:r>
       <w:tab/>
       <w:tab/>
-      <w:t>2025-02-17</w:t>
+      <w:t>2025-02-18</w:t>
       <w:br/>
       <w:br/>
     </w:r>

--- a/tillsyn/A 57852-2024 tillsynsbegäran.docx
+++ b/tillsyn/A 57852-2024 tillsynsbegäran.docx
@@ -218,7 +218,7 @@
     <w:r>
       <w:tab/>
       <w:tab/>
-      <w:t>2025-02-18</w:t>
+      <w:t>2025-02-19</w:t>
       <w:br/>
       <w:br/>
     </w:r>

--- a/tillsyn/A 57852-2024 tillsynsbegäran.docx
+++ b/tillsyn/A 57852-2024 tillsynsbegäran.docx
@@ -218,7 +218,7 @@
     <w:r>
       <w:tab/>
       <w:tab/>
-      <w:t>2025-02-19</w:t>
+      <w:t>2025-02-20</w:t>
       <w:br/>
       <w:br/>
     </w:r>

--- a/tillsyn/A 57852-2024 tillsynsbegäran.docx
+++ b/tillsyn/A 57852-2024 tillsynsbegäran.docx
@@ -218,7 +218,7 @@
     <w:r>
       <w:tab/>
       <w:tab/>
-      <w:t>2025-02-20</w:t>
+      <w:t>2025-02-21</w:t>
       <w:br/>
       <w:br/>
     </w:r>

--- a/tillsyn/A 57852-2024 tillsynsbegäran.docx
+++ b/tillsyn/A 57852-2024 tillsynsbegäran.docx
@@ -218,7 +218,7 @@
     <w:r>
       <w:tab/>
       <w:tab/>
-      <w:t>2025-02-21</w:t>
+      <w:t>2025-02-22</w:t>
       <w:br/>
       <w:br/>
     </w:r>

--- a/tillsyn/A 57852-2024 tillsynsbegäran.docx
+++ b/tillsyn/A 57852-2024 tillsynsbegäran.docx
@@ -218,7 +218,7 @@
     <w:r>
       <w:tab/>
       <w:tab/>
-      <w:t>2025-02-22</w:t>
+      <w:t>2025-02-23</w:t>
       <w:br/>
       <w:br/>
     </w:r>

--- a/tillsyn/A 57852-2024 tillsynsbegäran.docx
+++ b/tillsyn/A 57852-2024 tillsynsbegäran.docx
@@ -218,7 +218,7 @@
     <w:r>
       <w:tab/>
       <w:tab/>
-      <w:t>2025-02-23</w:t>
+      <w:t>2025-02-24</w:t>
       <w:br/>
       <w:br/>
     </w:r>

--- a/tillsyn/A 57852-2024 tillsynsbegäran.docx
+++ b/tillsyn/A 57852-2024 tillsynsbegäran.docx
@@ -218,7 +218,7 @@
     <w:r>
       <w:tab/>
       <w:tab/>
-      <w:t>2025-02-24</w:t>
+      <w:t>2025-02-25</w:t>
       <w:br/>
       <w:br/>
     </w:r>

--- a/tillsyn/A 57852-2024 tillsynsbegäran.docx
+++ b/tillsyn/A 57852-2024 tillsynsbegäran.docx
@@ -218,7 +218,7 @@
     <w:r>
       <w:tab/>
       <w:tab/>
-      <w:t>2025-02-25</w:t>
+      <w:t>2025-02-26</w:t>
       <w:br/>
       <w:br/>
     </w:r>

--- a/tillsyn/A 57852-2024 tillsynsbegäran.docx
+++ b/tillsyn/A 57852-2024 tillsynsbegäran.docx
@@ -218,7 +218,7 @@
     <w:r>
       <w:tab/>
       <w:tab/>
-      <w:t>2025-02-26</w:t>
+      <w:t>2025-02-27</w:t>
       <w:br/>
       <w:br/>
     </w:r>

--- a/tillsyn/A 57852-2024 tillsynsbegäran.docx
+++ b/tillsyn/A 57852-2024 tillsynsbegäran.docx
@@ -218,7 +218,7 @@
     <w:r>
       <w:tab/>
       <w:tab/>
-      <w:t>2025-03-02</w:t>
+      <w:t>2025-03-03</w:t>
       <w:br/>
       <w:br/>
     </w:r>

--- a/tillsyn/A 57852-2024 tillsynsbegäran.docx
+++ b/tillsyn/A 57852-2024 tillsynsbegäran.docx
@@ -218,7 +218,7 @@
     <w:r>
       <w:tab/>
       <w:tab/>
-      <w:t>2025-03-03</w:t>
+      <w:t>2025-03-04</w:t>
       <w:br/>
       <w:br/>
     </w:r>

--- a/tillsyn/A 57852-2024 tillsynsbegäran.docx
+++ b/tillsyn/A 57852-2024 tillsynsbegäran.docx
@@ -218,7 +218,7 @@
     <w:r>
       <w:tab/>
       <w:tab/>
-      <w:t>2025-03-04</w:t>
+      <w:t>2025-03-05</w:t>
       <w:br/>
       <w:br/>
     </w:r>

--- a/tillsyn/A 57852-2024 tillsynsbegäran.docx
+++ b/tillsyn/A 57852-2024 tillsynsbegäran.docx
@@ -218,7 +218,7 @@
     <w:r>
       <w:tab/>
       <w:tab/>
-      <w:t>2025-03-05</w:t>
+      <w:t>2025-03-06</w:t>
       <w:br/>
       <w:br/>
     </w:r>

--- a/tillsyn/A 57852-2024 tillsynsbegäran.docx
+++ b/tillsyn/A 57852-2024 tillsynsbegäran.docx
@@ -218,7 +218,7 @@
     <w:r>
       <w:tab/>
       <w:tab/>
-      <w:t>2025-03-06</w:t>
+      <w:t>2025-03-07</w:t>
       <w:br/>
       <w:br/>
     </w:r>

--- a/tillsyn/A 57852-2024 tillsynsbegäran.docx
+++ b/tillsyn/A 57852-2024 tillsynsbegäran.docx
@@ -218,7 +218,7 @@
     <w:r>
       <w:tab/>
       <w:tab/>
-      <w:t>2025-03-07</w:t>
+      <w:t>2025-03-08</w:t>
       <w:br/>
       <w:br/>
     </w:r>

--- a/tillsyn/A 57852-2024 tillsynsbegäran.docx
+++ b/tillsyn/A 57852-2024 tillsynsbegäran.docx
@@ -218,7 +218,7 @@
     <w:r>
       <w:tab/>
       <w:tab/>
-      <w:t>2025-03-08</w:t>
+      <w:t>2025-03-09</w:t>
       <w:br/>
       <w:br/>
     </w:r>

--- a/tillsyn/A 57852-2024 tillsynsbegäran.docx
+++ b/tillsyn/A 57852-2024 tillsynsbegäran.docx
@@ -218,7 +218,7 @@
     <w:r>
       <w:tab/>
       <w:tab/>
-      <w:t>2025-03-09</w:t>
+      <w:t>2025-03-10</w:t>
       <w:br/>
       <w:br/>
     </w:r>

--- a/tillsyn/A 57852-2024 tillsynsbegäran.docx
+++ b/tillsyn/A 57852-2024 tillsynsbegäran.docx
@@ -218,7 +218,7 @@
     <w:r>
       <w:tab/>
       <w:tab/>
-      <w:t>2025-03-10</w:t>
+      <w:t>2025-03-11</w:t>
       <w:br/>
       <w:br/>
     </w:r>

--- a/tillsyn/A 57852-2024 tillsynsbegäran.docx
+++ b/tillsyn/A 57852-2024 tillsynsbegäran.docx
@@ -218,7 +218,7 @@
     <w:r>
       <w:tab/>
       <w:tab/>
-      <w:t>2025-03-11</w:t>
+      <w:t>2025-03-12</w:t>
       <w:br/>
       <w:br/>
     </w:r>

--- a/tillsyn/A 57852-2024 tillsynsbegäran.docx
+++ b/tillsyn/A 57852-2024 tillsynsbegäran.docx
@@ -218,7 +218,7 @@
     <w:r>
       <w:tab/>
       <w:tab/>
-      <w:t>2025-03-12</w:t>
+      <w:t>2025-03-13</w:t>
       <w:br/>
       <w:br/>
     </w:r>

--- a/tillsyn/A 57852-2024 tillsynsbegäran.docx
+++ b/tillsyn/A 57852-2024 tillsynsbegäran.docx
@@ -218,7 +218,7 @@
     <w:r>
       <w:tab/>
       <w:tab/>
-      <w:t>2025-03-13</w:t>
+      <w:t>2025-03-14</w:t>
       <w:br/>
       <w:br/>
     </w:r>

--- a/tillsyn/A 57852-2024 tillsynsbegäran.docx
+++ b/tillsyn/A 57852-2024 tillsynsbegäran.docx
@@ -218,7 +218,7 @@
     <w:r>
       <w:tab/>
       <w:tab/>
-      <w:t>2025-03-14</w:t>
+      <w:t>2025-03-15</w:t>
       <w:br/>
       <w:br/>
     </w:r>

--- a/tillsyn/A 57852-2024 tillsynsbegäran.docx
+++ b/tillsyn/A 57852-2024 tillsynsbegäran.docx
@@ -218,7 +218,7 @@
     <w:r>
       <w:tab/>
       <w:tab/>
-      <w:t>2025-03-15</w:t>
+      <w:t>2025-03-16</w:t>
       <w:br/>
       <w:br/>
     </w:r>

--- a/tillsyn/A 57852-2024 tillsynsbegäran.docx
+++ b/tillsyn/A 57852-2024 tillsynsbegäran.docx
@@ -218,7 +218,7 @@
     <w:r>
       <w:tab/>
       <w:tab/>
-      <w:t>2025-03-16</w:t>
+      <w:t>2025-03-17</w:t>
       <w:br/>
       <w:br/>
     </w:r>

--- a/tillsyn/A 57852-2024 tillsynsbegäran.docx
+++ b/tillsyn/A 57852-2024 tillsynsbegäran.docx
@@ -218,7 +218,7 @@
     <w:r>
       <w:tab/>
       <w:tab/>
-      <w:t>2025-03-17</w:t>
+      <w:t>2025-03-18</w:t>
       <w:br/>
       <w:br/>
     </w:r>

--- a/tillsyn/A 57852-2024 tillsynsbegäran.docx
+++ b/tillsyn/A 57852-2024 tillsynsbegäran.docx
@@ -218,7 +218,7 @@
     <w:r>
       <w:tab/>
       <w:tab/>
-      <w:t>2025-03-18</w:t>
+      <w:t>2025-03-19</w:t>
       <w:br/>
       <w:br/>
     </w:r>

--- a/tillsyn/A 57852-2024 tillsynsbegäran.docx
+++ b/tillsyn/A 57852-2024 tillsynsbegäran.docx
@@ -218,7 +218,7 @@
     <w:r>
       <w:tab/>
       <w:tab/>
-      <w:t>2025-03-19</w:t>
+      <w:t>2025-03-20</w:t>
       <w:br/>
       <w:br/>
     </w:r>

--- a/tillsyn/A 57852-2024 tillsynsbegäran.docx
+++ b/tillsyn/A 57852-2024 tillsynsbegäran.docx
@@ -218,7 +218,7 @@
     <w:r>
       <w:tab/>
       <w:tab/>
-      <w:t>2025-03-20</w:t>
+      <w:t>2025-03-21</w:t>
       <w:br/>
       <w:br/>
     </w:r>

--- a/tillsyn/A 57852-2024 tillsynsbegäran.docx
+++ b/tillsyn/A 57852-2024 tillsynsbegäran.docx
@@ -218,7 +218,7 @@
     <w:r>
       <w:tab/>
       <w:tab/>
-      <w:t>2025-03-21</w:t>
+      <w:t>2025-03-22</w:t>
       <w:br/>
       <w:br/>
     </w:r>

--- a/tillsyn/A 57852-2024 tillsynsbegäran.docx
+++ b/tillsyn/A 57852-2024 tillsynsbegäran.docx
@@ -218,7 +218,7 @@
     <w:r>
       <w:tab/>
       <w:tab/>
-      <w:t>2025-03-22</w:t>
+      <w:t>2025-03-23</w:t>
       <w:br/>
       <w:br/>
     </w:r>

--- a/tillsyn/A 57852-2024 tillsynsbegäran.docx
+++ b/tillsyn/A 57852-2024 tillsynsbegäran.docx
@@ -218,7 +218,7 @@
     <w:r>
       <w:tab/>
       <w:tab/>
-      <w:t>2025-03-23</w:t>
+      <w:t>2025-03-24</w:t>
       <w:br/>
       <w:br/>
     </w:r>

--- a/tillsyn/A 57852-2024 tillsynsbegäran.docx
+++ b/tillsyn/A 57852-2024 tillsynsbegäran.docx
@@ -218,7 +218,7 @@
     <w:r>
       <w:tab/>
       <w:tab/>
-      <w:t>2025-03-24</w:t>
+      <w:t>2025-03-25</w:t>
       <w:br/>
       <w:br/>
     </w:r>

--- a/tillsyn/A 57852-2024 tillsynsbegäran.docx
+++ b/tillsyn/A 57852-2024 tillsynsbegäran.docx
@@ -218,7 +218,7 @@
     <w:r>
       <w:tab/>
       <w:tab/>
-      <w:t>2025-03-25</w:t>
+      <w:t>2025-03-26</w:t>
       <w:br/>
       <w:br/>
     </w:r>

--- a/tillsyn/A 57852-2024 tillsynsbegäran.docx
+++ b/tillsyn/A 57852-2024 tillsynsbegäran.docx
@@ -218,7 +218,7 @@
     <w:r>
       <w:tab/>
       <w:tab/>
-      <w:t>2025-03-26</w:t>
+      <w:t>2025-03-27</w:t>
       <w:br/>
       <w:br/>
     </w:r>

--- a/tillsyn/A 57852-2024 tillsynsbegäran.docx
+++ b/tillsyn/A 57852-2024 tillsynsbegäran.docx
@@ -218,7 +218,7 @@
     <w:r>
       <w:tab/>
       <w:tab/>
-      <w:t>2025-03-27</w:t>
+      <w:t>2025-03-28</w:t>
       <w:br/>
       <w:br/>
     </w:r>

--- a/tillsyn/A 57852-2024 tillsynsbegäran.docx
+++ b/tillsyn/A 57852-2024 tillsynsbegäran.docx
@@ -218,7 +218,7 @@
     <w:r>
       <w:tab/>
       <w:tab/>
-      <w:t>2025-04-02</w:t>
+      <w:t>2025-04-03</w:t>
       <w:br/>
       <w:br/>
     </w:r>

--- a/tillsyn/A 57852-2024 tillsynsbegäran.docx
+++ b/tillsyn/A 57852-2024 tillsynsbegäran.docx
@@ -218,7 +218,7 @@
     <w:r>
       <w:tab/>
       <w:tab/>
-      <w:t>2025-04-03</w:t>
+      <w:t>2025-04-05</w:t>
       <w:br/>
       <w:br/>
     </w:r>

--- a/tillsyn/A 57852-2024 tillsynsbegäran.docx
+++ b/tillsyn/A 57852-2024 tillsynsbegäran.docx
@@ -218,7 +218,7 @@
     <w:r>
       <w:tab/>
       <w:tab/>
-      <w:t>2025-04-05</w:t>
+      <w:t>2025-04-06</w:t>
       <w:br/>
       <w:br/>
     </w:r>

--- a/tillsyn/A 57852-2024 tillsynsbegäran.docx
+++ b/tillsyn/A 57852-2024 tillsynsbegäran.docx
@@ -218,7 +218,7 @@
     <w:r>
       <w:tab/>
       <w:tab/>
-      <w:t>2025-04-06</w:t>
+      <w:t>2025-04-07</w:t>
       <w:br/>
       <w:br/>
     </w:r>

--- a/tillsyn/A 57852-2024 tillsynsbegäran.docx
+++ b/tillsyn/A 57852-2024 tillsynsbegäran.docx
@@ -218,7 +218,7 @@
     <w:r>
       <w:tab/>
       <w:tab/>
-      <w:t>2025-04-07</w:t>
+      <w:t>2025-04-08</w:t>
       <w:br/>
       <w:br/>
     </w:r>

--- a/tillsyn/A 57852-2024 tillsynsbegäran.docx
+++ b/tillsyn/A 57852-2024 tillsynsbegäran.docx
@@ -218,7 +218,7 @@
     <w:r>
       <w:tab/>
       <w:tab/>
-      <w:t>2025-04-08</w:t>
+      <w:t>2025-04-09</w:t>
       <w:br/>
       <w:br/>
     </w:r>

--- a/tillsyn/A 57852-2024 tillsynsbegäran.docx
+++ b/tillsyn/A 57852-2024 tillsynsbegäran.docx
@@ -90,6 +90,17 @@
         <w:t>Figur 1. Fyndplatser för naturvårdsarter i det avverkningsanmälda området (röd linje). Markörer utan svart kant är placerade på fyndplatsen. Markörer med svart kant är placerade vid sidan av fyndplatsen och har ett svart streck som visar fyndplatsens exakta position. Kartans mittpunktskoordinat är N 6311774, E 564207 i SWEREF 99 TM.</w:t>
       </w:r>
     </w:p>
+    <w:p>
+      <w:r>
+        <w:rPr>
+          <w:b/>
+        </w:rPr>
+        <w:t xml:space="preserve">Tallticka (NT) </w:t>
+      </w:r>
+      <w:r>
+        <w:t>uppträder först på tallar som är 100–150 år gamla men är vanligast på träd som är runt 150–200 år eller äldre. I skogslandskapet är den främst knuten till tallnaturskogar och restbiotoper med biologiskt gamla träd och signalerar vanligtvis skyddsvärda tallbestånd med höga naturvärden (SLU Artdatabanken, 2023; Nitare &amp; Skogsstyrelsen, 2019).</w:t>
+      </w:r>
+    </w:p>
     <w:sectPr>
       <w:headerReference w:type="even" r:id="rId8"/>
       <w:headerReference w:type="default" r:id="rId9"/>
@@ -218,7 +229,7 @@
     <w:r>
       <w:tab/>
       <w:tab/>
-      <w:t>2025-04-09</w:t>
+      <w:t>2025-04-10</w:t>
       <w:br/>
       <w:br/>
     </w:r>

--- a/tillsyn/A 57852-2024 tillsynsbegäran.docx
+++ b/tillsyn/A 57852-2024 tillsynsbegäran.docx
@@ -229,7 +229,7 @@
     <w:r>
       <w:tab/>
       <w:tab/>
-      <w:t>2025-04-10</w:t>
+      <w:t>2025-04-11</w:t>
       <w:br/>
       <w:br/>
     </w:r>

--- a/tillsyn/A 57852-2024 tillsynsbegäran.docx
+++ b/tillsyn/A 57852-2024 tillsynsbegäran.docx
@@ -229,7 +229,7 @@
     <w:r>
       <w:tab/>
       <w:tab/>
-      <w:t>2025-04-11</w:t>
+      <w:t>2025-04-12</w:t>
       <w:br/>
       <w:br/>
     </w:r>

--- a/tillsyn/A 57852-2024 tillsynsbegäran.docx
+++ b/tillsyn/A 57852-2024 tillsynsbegäran.docx
@@ -229,7 +229,7 @@
     <w:r>
       <w:tab/>
       <w:tab/>
-      <w:t>2025-04-12</w:t>
+      <w:t>2025-04-13</w:t>
       <w:br/>
       <w:br/>
     </w:r>

--- a/tillsyn/A 57852-2024 tillsynsbegäran.docx
+++ b/tillsyn/A 57852-2024 tillsynsbegäran.docx
@@ -229,7 +229,7 @@
     <w:r>
       <w:tab/>
       <w:tab/>
-      <w:t>2025-04-13</w:t>
+      <w:t>2025-04-14</w:t>
       <w:br/>
       <w:br/>
     </w:r>

--- a/tillsyn/A 57852-2024 tillsynsbegäran.docx
+++ b/tillsyn/A 57852-2024 tillsynsbegäran.docx
@@ -229,7 +229,7 @@
     <w:r>
       <w:tab/>
       <w:tab/>
-      <w:t>2025-04-14</w:t>
+      <w:t>2025-04-15</w:t>
       <w:br/>
       <w:br/>
     </w:r>

--- a/tillsyn/A 57852-2024 tillsynsbegäran.docx
+++ b/tillsyn/A 57852-2024 tillsynsbegäran.docx
@@ -229,7 +229,7 @@
     <w:r>
       <w:tab/>
       <w:tab/>
-      <w:t>2025-04-15</w:t>
+      <w:t>2025-04-16</w:t>
       <w:br/>
       <w:br/>
     </w:r>

--- a/tillsyn/A 57852-2024 tillsynsbegäran.docx
+++ b/tillsyn/A 57852-2024 tillsynsbegäran.docx
@@ -229,7 +229,7 @@
     <w:r>
       <w:tab/>
       <w:tab/>
-      <w:t>2025-04-16</w:t>
+      <w:t>2025-04-17</w:t>
       <w:br/>
       <w:br/>
     </w:r>

--- a/tillsyn/A 57852-2024 tillsynsbegäran.docx
+++ b/tillsyn/A 57852-2024 tillsynsbegäran.docx
@@ -229,7 +229,7 @@
     <w:r>
       <w:tab/>
       <w:tab/>
-      <w:t>2025-04-17</w:t>
+      <w:t>2025-04-18</w:t>
       <w:br/>
       <w:br/>
     </w:r>

--- a/tillsyn/A 57852-2024 tillsynsbegäran.docx
+++ b/tillsyn/A 57852-2024 tillsynsbegäran.docx
@@ -229,7 +229,7 @@
     <w:r>
       <w:tab/>
       <w:tab/>
-      <w:t>2025-04-18</w:t>
+      <w:t>2025-04-19</w:t>
       <w:br/>
       <w:br/>
     </w:r>

--- a/tillsyn/A 57852-2024 tillsynsbegäran.docx
+++ b/tillsyn/A 57852-2024 tillsynsbegäran.docx
@@ -229,7 +229,7 @@
     <w:r>
       <w:tab/>
       <w:tab/>
-      <w:t>2025-05-03</w:t>
+      <w:t>2025-05-04</w:t>
       <w:br/>
       <w:br/>
     </w:r>

--- a/tillsyn/A 57852-2024 tillsynsbegäran.docx
+++ b/tillsyn/A 57852-2024 tillsynsbegäran.docx
@@ -229,7 +229,7 @@
     <w:r>
       <w:tab/>
       <w:tab/>
-      <w:t>2025-05-04</w:t>
+      <w:t>2025-05-06</w:t>
       <w:br/>
       <w:br/>
     </w:r>

--- a/tillsyn/A 57852-2024 tillsynsbegäran.docx
+++ b/tillsyn/A 57852-2024 tillsynsbegäran.docx
@@ -229,7 +229,7 @@
     <w:r>
       <w:tab/>
       <w:tab/>
-      <w:t>2025-05-06</w:t>
+      <w:t>2025-05-07</w:t>
       <w:br/>
       <w:br/>
     </w:r>

--- a/tillsyn/A 57852-2024 tillsynsbegäran.docx
+++ b/tillsyn/A 57852-2024 tillsynsbegäran.docx
@@ -229,7 +229,7 @@
     <w:r>
       <w:tab/>
       <w:tab/>
-      <w:t>2025-05-07</w:t>
+      <w:t>2025-05-08</w:t>
       <w:br/>
       <w:br/>
     </w:r>

--- a/tillsyn/A 57852-2024 tillsynsbegäran.docx
+++ b/tillsyn/A 57852-2024 tillsynsbegäran.docx
@@ -229,7 +229,7 @@
     <w:r>
       <w:tab/>
       <w:tab/>
-      <w:t>2025-05-08</w:t>
+      <w:t>2025-05-09</w:t>
       <w:br/>
       <w:br/>
     </w:r>

--- a/tillsyn/A 57852-2024 tillsynsbegäran.docx
+++ b/tillsyn/A 57852-2024 tillsynsbegäran.docx
@@ -229,7 +229,7 @@
     <w:r>
       <w:tab/>
       <w:tab/>
-      <w:t>2025-05-09</w:t>
+      <w:t>2025-05-10</w:t>
       <w:br/>
       <w:br/>
     </w:r>

--- a/tillsyn/A 57852-2024 tillsynsbegäran.docx
+++ b/tillsyn/A 57852-2024 tillsynsbegäran.docx
@@ -229,7 +229,7 @@
     <w:r>
       <w:tab/>
       <w:tab/>
-      <w:t>2025-05-10</w:t>
+      <w:t>2025-05-11</w:t>
       <w:br/>
       <w:br/>
     </w:r>

--- a/tillsyn/A 57852-2024 tillsynsbegäran.docx
+++ b/tillsyn/A 57852-2024 tillsynsbegäran.docx
@@ -229,7 +229,7 @@
     <w:r>
       <w:tab/>
       <w:tab/>
-      <w:t>2025-05-11</w:t>
+      <w:t>2025-05-12</w:t>
       <w:br/>
       <w:br/>
     </w:r>

--- a/tillsyn/A 57852-2024 tillsynsbegäran.docx
+++ b/tillsyn/A 57852-2024 tillsynsbegäran.docx
@@ -229,7 +229,7 @@
     <w:r>
       <w:tab/>
       <w:tab/>
-      <w:t>2025-05-12</w:t>
+      <w:t>2025-05-13</w:t>
       <w:br/>
       <w:br/>
     </w:r>

--- a/tillsyn/A 57852-2024 tillsynsbegäran.docx
+++ b/tillsyn/A 57852-2024 tillsynsbegäran.docx
@@ -229,7 +229,7 @@
     <w:r>
       <w:tab/>
       <w:tab/>
-      <w:t>2025-05-13</w:t>
+      <w:t>2025-05-14</w:t>
       <w:br/>
       <w:br/>
     </w:r>

--- a/tillsyn/A 57852-2024 tillsynsbegäran.docx
+++ b/tillsyn/A 57852-2024 tillsynsbegäran.docx
@@ -229,7 +229,7 @@
     <w:r>
       <w:tab/>
       <w:tab/>
-      <w:t>2025-05-14</w:t>
+      <w:t>2025-05-15</w:t>
       <w:br/>
       <w:br/>
     </w:r>

--- a/tillsyn/A 57852-2024 tillsynsbegäran.docx
+++ b/tillsyn/A 57852-2024 tillsynsbegäran.docx
@@ -229,7 +229,7 @@
     <w:r>
       <w:tab/>
       <w:tab/>
-      <w:t>2025-05-15</w:t>
+      <w:t>2025-05-16</w:t>
       <w:br/>
       <w:br/>
     </w:r>

--- a/tillsyn/A 57852-2024 tillsynsbegäran.docx
+++ b/tillsyn/A 57852-2024 tillsynsbegäran.docx
@@ -229,7 +229,7 @@
     <w:r>
       <w:tab/>
       <w:tab/>
-      <w:t>2025-05-16</w:t>
+      <w:t>2025-05-17</w:t>
       <w:br/>
       <w:br/>
     </w:r>

--- a/tillsyn/A 57852-2024 tillsynsbegäran.docx
+++ b/tillsyn/A 57852-2024 tillsynsbegäran.docx
@@ -229,7 +229,7 @@
     <w:r>
       <w:tab/>
       <w:tab/>
-      <w:t>2025-05-17</w:t>
+      <w:t>2025-05-18</w:t>
       <w:br/>
       <w:br/>
     </w:r>

--- a/tillsyn/A 57852-2024 tillsynsbegäran.docx
+++ b/tillsyn/A 57852-2024 tillsynsbegäran.docx
@@ -229,7 +229,7 @@
     <w:r>
       <w:tab/>
       <w:tab/>
-      <w:t>2025-05-18</w:t>
+      <w:t>2025-05-19</w:t>
       <w:br/>
       <w:br/>
     </w:r>

--- a/tillsyn/A 57852-2024 tillsynsbegäran.docx
+++ b/tillsyn/A 57852-2024 tillsynsbegäran.docx
@@ -229,7 +229,7 @@
     <w:r>
       <w:tab/>
       <w:tab/>
-      <w:t>2025-05-19</w:t>
+      <w:t>2025-05-20</w:t>
       <w:br/>
       <w:br/>
     </w:r>

--- a/tillsyn/A 57852-2024 tillsynsbegäran.docx
+++ b/tillsyn/A 57852-2024 tillsynsbegäran.docx
@@ -229,7 +229,7 @@
     <w:r>
       <w:tab/>
       <w:tab/>
-      <w:t>2025-05-20</w:t>
+      <w:t>2025-05-21</w:t>
       <w:br/>
       <w:br/>
     </w:r>

--- a/tillsyn/A 57852-2024 tillsynsbegäran.docx
+++ b/tillsyn/A 57852-2024 tillsynsbegäran.docx
@@ -229,7 +229,7 @@
     <w:r>
       <w:tab/>
       <w:tab/>
-      <w:t>2025-05-21</w:t>
+      <w:t>2025-05-22</w:t>
       <w:br/>
       <w:br/>
     </w:r>

--- a/tillsyn/A 57852-2024 tillsynsbegäran.docx
+++ b/tillsyn/A 57852-2024 tillsynsbegäran.docx
@@ -229,7 +229,7 @@
     <w:r>
       <w:tab/>
       <w:tab/>
-      <w:t>2025-05-22</w:t>
+      <w:t>2025-05-23</w:t>
       <w:br/>
       <w:br/>
     </w:r>

--- a/tillsyn/A 57852-2024 tillsynsbegäran.docx
+++ b/tillsyn/A 57852-2024 tillsynsbegäran.docx
@@ -229,7 +229,7 @@
     <w:r>
       <w:tab/>
       <w:tab/>
-      <w:t>2025-05-23</w:t>
+      <w:t>2025-05-24</w:t>
       <w:br/>
       <w:br/>
     </w:r>

--- a/tillsyn/A 57852-2024 tillsynsbegäran.docx
+++ b/tillsyn/A 57852-2024 tillsynsbegäran.docx
@@ -229,7 +229,7 @@
     <w:r>
       <w:tab/>
       <w:tab/>
-      <w:t>2025-05-24</w:t>
+      <w:t>2025-05-25</w:t>
       <w:br/>
       <w:br/>
     </w:r>

--- a/tillsyn/A 57852-2024 tillsynsbegäran.docx
+++ b/tillsyn/A 57852-2024 tillsynsbegäran.docx
@@ -229,7 +229,7 @@
     <w:r>
       <w:tab/>
       <w:tab/>
-      <w:t>2025-05-25</w:t>
+      <w:t>2025-05-26</w:t>
       <w:br/>
       <w:br/>
     </w:r>

--- a/tillsyn/A 57852-2024 tillsynsbegäran.docx
+++ b/tillsyn/A 57852-2024 tillsynsbegäran.docx
@@ -229,7 +229,7 @@
     <w:r>
       <w:tab/>
       <w:tab/>
-      <w:t>2025-05-26</w:t>
+      <w:t>2025-05-27</w:t>
       <w:br/>
       <w:br/>
     </w:r>

--- a/tillsyn/A 57852-2024 tillsynsbegäran.docx
+++ b/tillsyn/A 57852-2024 tillsynsbegäran.docx
@@ -229,7 +229,7 @@
     <w:r>
       <w:tab/>
       <w:tab/>
-      <w:t>2025-05-27</w:t>
+      <w:t>2025-05-30</w:t>
       <w:br/>
       <w:br/>
     </w:r>

--- a/tillsyn/A 57852-2024 tillsynsbegäran.docx
+++ b/tillsyn/A 57852-2024 tillsynsbegäran.docx
@@ -229,7 +229,7 @@
     <w:r>
       <w:tab/>
       <w:tab/>
-      <w:t>2025-05-30</w:t>
+      <w:t>2025-06-01</w:t>
       <w:br/>
       <w:br/>
     </w:r>

--- a/tillsyn/A 57852-2024 tillsynsbegäran.docx
+++ b/tillsyn/A 57852-2024 tillsynsbegäran.docx
@@ -229,7 +229,7 @@
     <w:r>
       <w:tab/>
       <w:tab/>
-      <w:t>2025-06-01</w:t>
+      <w:t>2025-06-02</w:t>
       <w:br/>
       <w:br/>
     </w:r>

--- a/tillsyn/A 57852-2024 tillsynsbegäran.docx
+++ b/tillsyn/A 57852-2024 tillsynsbegäran.docx
@@ -229,7 +229,7 @@
     <w:r>
       <w:tab/>
       <w:tab/>
-      <w:t>2025-06-02</w:t>
+      <w:t>2025-06-03</w:t>
       <w:br/>
       <w:br/>
     </w:r>

--- a/tillsyn/A 57852-2024 tillsynsbegäran.docx
+++ b/tillsyn/A 57852-2024 tillsynsbegäran.docx
@@ -229,7 +229,7 @@
     <w:r>
       <w:tab/>
       <w:tab/>
-      <w:t>2025-06-03</w:t>
+      <w:t>2025-06-04</w:t>
       <w:br/>
       <w:br/>
     </w:r>

--- a/tillsyn/A 57852-2024 tillsynsbegäran.docx
+++ b/tillsyn/A 57852-2024 tillsynsbegäran.docx
@@ -229,7 +229,7 @@
     <w:r>
       <w:tab/>
       <w:tab/>
-      <w:t>2025-06-04</w:t>
+      <w:t>2025-06-05</w:t>
       <w:br/>
       <w:br/>
     </w:r>

--- a/tillsyn/A 57852-2024 tillsynsbegäran.docx
+++ b/tillsyn/A 57852-2024 tillsynsbegäran.docx
@@ -229,7 +229,7 @@
     <w:r>
       <w:tab/>
       <w:tab/>
-      <w:t>2025-06-05</w:t>
+      <w:t>2025-06-13</w:t>
       <w:br/>
       <w:br/>
     </w:r>

--- a/tillsyn/A 57852-2024 tillsynsbegäran.docx
+++ b/tillsyn/A 57852-2024 tillsynsbegäran.docx
@@ -229,7 +229,7 @@
     <w:r>
       <w:tab/>
       <w:tab/>
-      <w:t>2025-06-13</w:t>
+      <w:t>2025-06-15</w:t>
       <w:br/>
       <w:br/>
     </w:r>

--- a/tillsyn/A 57852-2024 tillsynsbegäran.docx
+++ b/tillsyn/A 57852-2024 tillsynsbegäran.docx
@@ -229,7 +229,7 @@
     <w:r>
       <w:tab/>
       <w:tab/>
-      <w:t>2025-06-15</w:t>
+      <w:t>2025-06-16</w:t>
       <w:br/>
       <w:br/>
     </w:r>

--- a/tillsyn/A 57852-2024 tillsynsbegäran.docx
+++ b/tillsyn/A 57852-2024 tillsynsbegäran.docx
@@ -229,7 +229,7 @@
     <w:r>
       <w:tab/>
       <w:tab/>
-      <w:t>2025-06-16</w:t>
+      <w:t>2025-06-17</w:t>
       <w:br/>
       <w:br/>
     </w:r>

--- a/tillsyn/A 57852-2024 tillsynsbegäran.docx
+++ b/tillsyn/A 57852-2024 tillsynsbegäran.docx
@@ -229,7 +229,7 @@
     <w:r>
       <w:tab/>
       <w:tab/>
-      <w:t>2025-06-17</w:t>
+      <w:t>2025-06-18</w:t>
       <w:br/>
       <w:br/>
     </w:r>

--- a/tillsyn/A 57852-2024 tillsynsbegäran.docx
+++ b/tillsyn/A 57852-2024 tillsynsbegäran.docx
@@ -229,7 +229,7 @@
     <w:r>
       <w:tab/>
       <w:tab/>
-      <w:t>2025-06-18</w:t>
+      <w:t>2025-06-19</w:t>
       <w:br/>
       <w:br/>
     </w:r>

--- a/tillsyn/A 57852-2024 tillsynsbegäran.docx
+++ b/tillsyn/A 57852-2024 tillsynsbegäran.docx
@@ -229,7 +229,7 @@
     <w:r>
       <w:tab/>
       <w:tab/>
-      <w:t>2025-06-19</w:t>
+      <w:t>2025-06-20</w:t>
       <w:br/>
       <w:br/>
     </w:r>

--- a/tillsyn/A 57852-2024 tillsynsbegäran.docx
+++ b/tillsyn/A 57852-2024 tillsynsbegäran.docx
@@ -229,7 +229,7 @@
     <w:r>
       <w:tab/>
       <w:tab/>
-      <w:t>2025-06-20</w:t>
+      <w:t>2025-06-21</w:t>
       <w:br/>
       <w:br/>
     </w:r>

--- a/tillsyn/A 57852-2024 tillsynsbegäran.docx
+++ b/tillsyn/A 57852-2024 tillsynsbegäran.docx
@@ -229,7 +229,7 @@
     <w:r>
       <w:tab/>
       <w:tab/>
-      <w:t>2025-06-21</w:t>
+      <w:t>2025-06-22</w:t>
       <w:br/>
       <w:br/>
     </w:r>

--- a/tillsyn/A 57852-2024 tillsynsbegäran.docx
+++ b/tillsyn/A 57852-2024 tillsynsbegäran.docx
@@ -229,7 +229,7 @@
     <w:r>
       <w:tab/>
       <w:tab/>
-      <w:t>2025-06-22</w:t>
+      <w:t>2025-06-23</w:t>
       <w:br/>
       <w:br/>
     </w:r>

--- a/tillsyn/A 57852-2024 tillsynsbegäran.docx
+++ b/tillsyn/A 57852-2024 tillsynsbegäran.docx
@@ -229,7 +229,7 @@
     <w:r>
       <w:tab/>
       <w:tab/>
-      <w:t>2025-06-23</w:t>
+      <w:t>2025-06-24</w:t>
       <w:br/>
       <w:br/>
     </w:r>

--- a/tillsyn/A 57852-2024 tillsynsbegäran.docx
+++ b/tillsyn/A 57852-2024 tillsynsbegäran.docx
@@ -229,7 +229,7 @@
     <w:r>
       <w:tab/>
       <w:tab/>
-      <w:t>2025-06-24</w:t>
+      <w:t>2025-06-25</w:t>
       <w:br/>
       <w:br/>
     </w:r>

--- a/tillsyn/A 57852-2024 tillsynsbegäran.docx
+++ b/tillsyn/A 57852-2024 tillsynsbegäran.docx
@@ -229,7 +229,7 @@
     <w:r>
       <w:tab/>
       <w:tab/>
-      <w:t>2025-06-25</w:t>
+      <w:t>2025-06-26</w:t>
       <w:br/>
       <w:br/>
     </w:r>

--- a/tillsyn/A 57852-2024 tillsynsbegäran.docx
+++ b/tillsyn/A 57852-2024 tillsynsbegäran.docx
@@ -229,7 +229,7 @@
     <w:r>
       <w:tab/>
       <w:tab/>
-      <w:t>2025-06-26</w:t>
+      <w:t>2025-06-27</w:t>
       <w:br/>
       <w:br/>
     </w:r>

--- a/tillsyn/A 57852-2024 tillsynsbegäran.docx
+++ b/tillsyn/A 57852-2024 tillsynsbegäran.docx
@@ -229,7 +229,7 @@
     <w:r>
       <w:tab/>
       <w:tab/>
-      <w:t>2025-06-27</w:t>
+      <w:t>2025-06-28</w:t>
       <w:br/>
       <w:br/>
     </w:r>

--- a/tillsyn/A 57852-2024 tillsynsbegäran.docx
+++ b/tillsyn/A 57852-2024 tillsynsbegäran.docx
@@ -229,7 +229,7 @@
     <w:r>
       <w:tab/>
       <w:tab/>
-      <w:t>2025-06-28</w:t>
+      <w:t>2025-06-29</w:t>
       <w:br/>
       <w:br/>
     </w:r>

--- a/tillsyn/A 57852-2024 tillsynsbegäran.docx
+++ b/tillsyn/A 57852-2024 tillsynsbegäran.docx
@@ -229,7 +229,7 @@
     <w:r>
       <w:tab/>
       <w:tab/>
-      <w:t>2025-06-29</w:t>
+      <w:t>2025-06-30</w:t>
       <w:br/>
       <w:br/>
     </w:r>

--- a/tillsyn/A 57852-2024 tillsynsbegäran.docx
+++ b/tillsyn/A 57852-2024 tillsynsbegäran.docx
@@ -229,7 +229,7 @@
     <w:r>
       <w:tab/>
       <w:tab/>
-      <w:t>2025-06-30</w:t>
+      <w:t>2025-07-01</w:t>
       <w:br/>
       <w:br/>
     </w:r>

--- a/tillsyn/A 57852-2024 tillsynsbegäran.docx
+++ b/tillsyn/A 57852-2024 tillsynsbegäran.docx
@@ -229,7 +229,7 @@
     <w:r>
       <w:tab/>
       <w:tab/>
-      <w:t>2025-07-01</w:t>
+      <w:t>2025-07-02</w:t>
       <w:br/>
       <w:br/>
     </w:r>

--- a/tillsyn/A 57852-2024 tillsynsbegäran.docx
+++ b/tillsyn/A 57852-2024 tillsynsbegäran.docx
@@ -229,7 +229,7 @@
     <w:r>
       <w:tab/>
       <w:tab/>
-      <w:t>2025-07-02</w:t>
+      <w:t>2025-07-03</w:t>
       <w:br/>
       <w:br/>
     </w:r>

--- a/tillsyn/A 57852-2024 tillsynsbegäran.docx
+++ b/tillsyn/A 57852-2024 tillsynsbegäran.docx
@@ -229,7 +229,7 @@
     <w:r>
       <w:tab/>
       <w:tab/>
-      <w:t>2025-07-03</w:t>
+      <w:t>2025-07-04</w:t>
       <w:br/>
       <w:br/>
     </w:r>

--- a/tillsyn/A 57852-2024 tillsynsbegäran.docx
+++ b/tillsyn/A 57852-2024 tillsynsbegäran.docx
@@ -229,7 +229,7 @@
     <w:r>
       <w:tab/>
       <w:tab/>
-      <w:t>2025-07-04</w:t>
+      <w:t>2025-07-05</w:t>
       <w:br/>
       <w:br/>
     </w:r>

--- a/tillsyn/A 57852-2024 tillsynsbegäran.docx
+++ b/tillsyn/A 57852-2024 tillsynsbegäran.docx
@@ -229,7 +229,7 @@
     <w:r>
       <w:tab/>
       <w:tab/>
-      <w:t>2025-07-05</w:t>
+      <w:t>2025-07-06</w:t>
       <w:br/>
       <w:br/>
     </w:r>

--- a/tillsyn/A 57852-2024 tillsynsbegäran.docx
+++ b/tillsyn/A 57852-2024 tillsynsbegäran.docx
@@ -229,7 +229,7 @@
     <w:r>
       <w:tab/>
       <w:tab/>
-      <w:t>2025-07-06</w:t>
+      <w:t>2025-07-07</w:t>
       <w:br/>
       <w:br/>
     </w:r>

--- a/tillsyn/A 57852-2024 tillsynsbegäran.docx
+++ b/tillsyn/A 57852-2024 tillsynsbegäran.docx
@@ -229,7 +229,7 @@
     <w:r>
       <w:tab/>
       <w:tab/>
-      <w:t>2025-07-07</w:t>
+      <w:t>2025-07-08</w:t>
       <w:br/>
       <w:br/>
     </w:r>

--- a/tillsyn/A 57852-2024 tillsynsbegäran.docx
+++ b/tillsyn/A 57852-2024 tillsynsbegäran.docx
@@ -229,7 +229,7 @@
     <w:r>
       <w:tab/>
       <w:tab/>
-      <w:t>2025-07-08</w:t>
+      <w:t>2025-07-09</w:t>
       <w:br/>
       <w:br/>
     </w:r>

--- a/tillsyn/A 57852-2024 tillsynsbegäran.docx
+++ b/tillsyn/A 57852-2024 tillsynsbegäran.docx
@@ -229,7 +229,7 @@
     <w:r>
       <w:tab/>
       <w:tab/>
-      <w:t>2025-07-09</w:t>
+      <w:t>2025-07-11</w:t>
       <w:br/>
       <w:br/>
     </w:r>

--- a/tillsyn/A 57852-2024 tillsynsbegäran.docx
+++ b/tillsyn/A 57852-2024 tillsynsbegäran.docx
@@ -229,7 +229,7 @@
     <w:r>
       <w:tab/>
       <w:tab/>
-      <w:t>2025-07-11</w:t>
+      <w:t>2025-07-12</w:t>
       <w:br/>
       <w:br/>
     </w:r>

--- a/tillsyn/A 57852-2024 tillsynsbegäran.docx
+++ b/tillsyn/A 57852-2024 tillsynsbegäran.docx
@@ -229,7 +229,7 @@
     <w:r>
       <w:tab/>
       <w:tab/>
-      <w:t>2025-07-12</w:t>
+      <w:t>2025-07-13</w:t>
       <w:br/>
       <w:br/>
     </w:r>

--- a/tillsyn/A 57852-2024 tillsynsbegäran.docx
+++ b/tillsyn/A 57852-2024 tillsynsbegäran.docx
@@ -229,7 +229,7 @@
     <w:r>
       <w:tab/>
       <w:tab/>
-      <w:t>2025-07-13</w:t>
+      <w:t>2025-07-14</w:t>
       <w:br/>
       <w:br/>
     </w:r>

--- a/tillsyn/A 57852-2024 tillsynsbegäran.docx
+++ b/tillsyn/A 57852-2024 tillsynsbegäran.docx
@@ -229,7 +229,7 @@
     <w:r>
       <w:tab/>
       <w:tab/>
-      <w:t>2025-08-06</w:t>
+      <w:t>2025-08-09</w:t>
       <w:br/>
       <w:br/>
     </w:r>
